--- a/companies/calderwood-partners/Engagements/Stark-Wilson/Meeting Minutes 2020-05-28 - Stark-Wilson.docx
+++ b/companies/calderwood-partners/Engagements/Stark-Wilson/Meeting Minutes 2020-05-28 - Stark-Wilson.docx
@@ -7,12 +7,12 @@
         <w:pStyle w:val="Heading1"/>
       </w:pPr>
       <w:r>
-        <w:t>Working Session: Channel Baseline and Cost-to-Serve Review</w:t>
+        <w:t>Working Session -- Channel Strategy for Stark-Wilson</w:t>
       </w:r>
     </w:p>
     <w:p>
       <w:r>
-        <w:t>Minutes recorded by Deborah Jimenez, Engagement Manager, Calderwood Partners. Working session on the Channel Strategy for Stark-Wilson, held by video with the client. Corrections should reach this office within five business days. Absent corrections, these minutes stand as the record of the session.</w:t>
+        <w:t>The session settled one point that shapes the next two weeks: we will close the channel economics and move to option design, once the distributor cost-to-serve figures are confirmed. The channel map holds. The economics are all but complete. These minutes record who attended, what we covered, and who owns each next step.</w:t>
       </w:r>
     </w:p>
     <w:p>
@@ -20,7 +20,7 @@
         <w:pStyle w:val="Heading2"/>
       </w:pPr>
       <w:r>
-        <w:t>Attendees</w:t>
+        <w:t>Present</w:t>
       </w:r>
     </w:p>
     <w:p>
@@ -28,7 +28,7 @@
         <w:pStyle w:val="ListBullet"/>
       </w:pPr>
       <w:r>
-        <w:t>Deborah Jimenez, Engagement Manager, Calderwood Partners</w:t>
+        <w:t>Deborah Jimenez, Engagement Manager</w:t>
       </w:r>
     </w:p>
     <w:p>
@@ -36,7 +36,7 @@
         <w:pStyle w:val="ListBullet"/>
       </w:pPr>
       <w:r>
-        <w:t>Joseph Reed, Research Associate, Calderwood Partners</w:t>
+        <w:t>Joseph Reed, Research Associate</w:t>
       </w:r>
     </w:p>
     <w:p>
@@ -52,12 +52,17 @@
         <w:pStyle w:val="Heading2"/>
       </w:pPr>
       <w:r>
-        <w:t>Channel baseline</w:t>
+        <w:t>Where the economics stand</w:t>
       </w:r>
     </w:p>
     <w:p>
       <w:r>
-        <w:t>Joseph Reed presented the channel baseline. It covers three years of sales for Stark-Wilson across the four channels: direct, distributor, reseller, and online. Sales by channel are reconciled to the finance records at the channel level. The split within the distributor channel is not yet final. One region books distributor and direct sales to the same account, and those entries are being separated. The direct, reseller, and online channels tie cleanly. Julie Gonzalez confirmed that the account in question is served both ways by design and gave the names of the two managers who handle it. Joseph Reed logged the correction.</w:t>
+        <w:t>Joseph Reed walked through the channel economics. Margin and cost to serve are now built for every route to market. The picture lines up with the channel map from the earlier weeks, with the usual small gaps between the documented flow and the real one. One figure is still soft. The cost to serve for the distributor channel rests on an allocation the client's finance team has not yet confirmed. Until that lands, the distributor margin stays provisional. Nothing else in the economics is open.</w:t>
+      </w:r>
+    </w:p>
+    <w:p>
+      <w:r>
+        <w:t>The early reading is worth recording. At least one route carries more cost to serve than its share of volume would suggest. That is not a finding yet, only a signal, and the option work is where it gets tested. We agreed not to draw conclusions from it before the allocation is confirmed.</w:t>
       </w:r>
     </w:p>
     <w:p>
@@ -65,12 +70,12 @@
         <w:pStyle w:val="Heading2"/>
       </w:pPr>
       <w:r>
-        <w:t>Cost to serve</w:t>
+        <w:t>Data still open</w:t>
       </w:r>
     </w:p>
     <w:p>
       <w:r>
-        <w:t>The cost-to-serve data is partial. Order-handling and logistics costs are in for all four channels. Support costs are in for the direct channel only. Joseph Reed noted that margin by channel cannot be stated until the support costs are complete, because the support cost is the line that separates the channels most. The early reading is that the reseller channel carries a higher cost to serve than its share of margin, driven by returns and pre-sale support, but this is provisional and rests on the costs received so far. No conclusion was drawn. Julie Gonzalez asked how the online channel compared; Joseph Reed said the order-handling cost there is the lowest of the four, but the figure is incomplete without the support side. Julie Gonzalez agreed to have the remaining support costs sent by the end of next week and to route the request through her finance team so the definitions match the earlier extract.</w:t>
+        <w:t>One item is outstanding on the client side. The distributor cost-to-serve allocation sits with the finance team and has not come back. Joseph Reed has told them exactly what he needs to split it. The request is small and specific, and it should not take a full re-post to answer.</w:t>
       </w:r>
     </w:p>
     <w:p>
@@ -78,12 +83,12 @@
         <w:pStyle w:val="Heading2"/>
       </w:pPr>
       <w:r>
-        <w:t>Scope and timing</w:t>
+        <w:t>The standard the strategy has to meet</w:t>
       </w:r>
     </w:p>
     <w:p>
       <w:r>
-        <w:t>Deborah Jimenez confirmed the scope is unchanged: the analysis covers the four channels and stops at a strategy and a roadmap, not at implementation. Julie Gonzalez asked whether the customer contracts would be reviewed. They are outside this engagement and were not opened. The next working session was set for two weeks out, to be held by video, and will cover the completed cost-to-serve view and the channel economics. Julie Gonzalez asked that the channels not be characterized to her sales managers before that session, so the review stays diagnostic. The team agreed.</w:t>
+        <w:t>Julie Gonzalez restated the test for the work. Her managers have to be able to run the new channel mix after we leave. She has seen strategies that read well and stalled in operation. We agreed to describe each option in terms of what it asks her team to do differently. An elegant mix her people cannot run does not count as a candidate.</w:t>
       </w:r>
     </w:p>
     <w:p>
@@ -91,12 +96,12 @@
         <w:pStyle w:val="Heading2"/>
       </w:pPr>
       <w:r>
-        <w:t>Risks noted</w:t>
+        <w:t>Moving to options</w:t>
       </w:r>
     </w:p>
     <w:p>
       <w:r>
-        <w:t>Two risks were raised, each with the step being taken on it. First, the support-cost gap holds up the channel economics; the analysis waits on the client data, and Julie Gonzalez has committed a date for it. Second, the distributor-direct overlap may be wider than the single account found so far; Joseph Reed will test the other large accounts for the same pattern. Both were recorded with an owner and a date so neither slips.</w:t>
+        <w:t>The plan from here is two or three candidate channel mixes. Each is tested against today for what it earns and what it changes. We agreed not to show options before the economics are firm. Julie Gonzalez asked whether confirming the distributor figures puts the finish at risk. It does not, provided the finance team returns the allocation inside the week. The option work is scoped to absorb the short hold without moving the end of the engagement.</w:t>
       </w:r>
     </w:p>
     <w:p>
@@ -114,41 +119,14 @@
         <w:tblLook w:firstColumn="1" w:firstRow="1" w:lastColumn="0" w:lastRow="0" w:noHBand="0" w:noVBand="1" w:val="04A0"/>
       </w:tblPr>
       <w:tblGrid>
-        <w:gridCol w:w="2160"/>
-        <w:gridCol w:w="2160"/>
-        <w:gridCol w:w="2160"/>
-        <w:gridCol w:w="2160"/>
+        <w:gridCol w:w="2880"/>
+        <w:gridCol w:w="2880"/>
+        <w:gridCol w:w="2880"/>
       </w:tblGrid>
       <w:tr>
         <w:tc>
           <w:tcPr>
-            <w:tcW w:type="dxa" w:w="2160"/>
-          </w:tcPr>
-          <w:p>
-            <w:r>
-              <w:rPr>
-                <w:b/>
-              </w:rPr>
-              <w:t>No.</w:t>
-            </w:r>
-          </w:p>
-        </w:tc>
-        <w:tc>
-          <w:tcPr>
-            <w:tcW w:type="dxa" w:w="2160"/>
-          </w:tcPr>
-          <w:p>
-            <w:r>
-              <w:rPr>
-                <w:b/>
-              </w:rPr>
-              <w:t>Item</w:t>
-            </w:r>
-          </w:p>
-        </w:tc>
-        <w:tc>
-          <w:tcPr>
-            <w:tcW w:type="dxa" w:w="2160"/>
+            <w:tcW w:type="dxa" w:w="2880"/>
           </w:tcPr>
           <w:p>
             <w:r>
@@ -161,7 +139,20 @@
         </w:tc>
         <w:tc>
           <w:tcPr>
-            <w:tcW w:type="dxa" w:w="2160"/>
+            <w:tcW w:type="dxa" w:w="2880"/>
+          </w:tcPr>
+          <w:p>
+            <w:r>
+              <w:rPr>
+                <w:b/>
+              </w:rPr>
+              <w:t>Action</w:t>
+            </w:r>
+          </w:p>
+        </w:tc>
+        <w:tc>
+          <w:tcPr>
+            <w:tcW w:type="dxa" w:w="2880"/>
           </w:tcPr>
           <w:p>
             <w:r>
@@ -176,27 +167,7 @@
       <w:tr>
         <w:tc>
           <w:tcPr>
-            <w:tcW w:type="dxa" w:w="2160"/>
-          </w:tcPr>
-          <w:p>
-            <w:r>
-              <w:t>1</w:t>
-            </w:r>
-          </w:p>
-        </w:tc>
-        <w:tc>
-          <w:tcPr>
-            <w:tcW w:type="dxa" w:w="2160"/>
-          </w:tcPr>
-          <w:p>
-            <w:r>
-              <w:t>Send the remaining support costs, by channel</w:t>
-            </w:r>
-          </w:p>
-        </w:tc>
-        <w:tc>
-          <w:tcPr>
-            <w:tcW w:type="dxa" w:w="2160"/>
+            <w:tcW w:type="dxa" w:w="2880"/>
           </w:tcPr>
           <w:p>
             <w:r>
@@ -206,7 +177,49 @@
         </w:tc>
         <w:tc>
           <w:tcPr>
-            <w:tcW w:type="dxa" w:w="2160"/>
+            <w:tcW w:type="dxa" w:w="2880"/>
+          </w:tcPr>
+          <w:p>
+            <w:r>
+              <w:t>Have the finance team confirm the distributor cost-to-serve allocation, or point Joseph Reed to the underlying detail</w:t>
+            </w:r>
+          </w:p>
+        </w:tc>
+        <w:tc>
+          <w:tcPr>
+            <w:tcW w:type="dxa" w:w="2880"/>
+          </w:tcPr>
+          <w:p>
+            <w:r>
+              <w:t>Within one week</w:t>
+            </w:r>
+          </w:p>
+        </w:tc>
+      </w:tr>
+      <w:tr>
+        <w:tc>
+          <w:tcPr>
+            <w:tcW w:type="dxa" w:w="2880"/>
+          </w:tcPr>
+          <w:p>
+            <w:r>
+              <w:t>Joseph Reed</w:t>
+            </w:r>
+          </w:p>
+        </w:tc>
+        <w:tc>
+          <w:tcPr>
+            <w:tcW w:type="dxa" w:w="2880"/>
+          </w:tcPr>
+          <w:p>
+            <w:r>
+              <w:t>Close the channel economics once the allocation is confirmed and lock the base for option design</w:t>
+            </w:r>
+          </w:p>
+        </w:tc>
+        <w:tc>
+          <w:tcPr>
+            <w:tcW w:type="dxa" w:w="2880"/>
           </w:tcPr>
           <w:p>
             <w:r>
@@ -218,111 +231,7 @@
       <w:tr>
         <w:tc>
           <w:tcPr>
-            <w:tcW w:type="dxa" w:w="2160"/>
-          </w:tcPr>
-          <w:p>
-            <w:r>
-              <w:t>2</w:t>
-            </w:r>
-          </w:p>
-        </w:tc>
-        <w:tc>
-          <w:tcPr>
-            <w:tcW w:type="dxa" w:w="2160"/>
-          </w:tcPr>
-          <w:p>
-            <w:r>
-              <w:t>Separate distributor and direct sales for the shared account and remap the region</w:t>
-            </w:r>
-          </w:p>
-        </w:tc>
-        <w:tc>
-          <w:tcPr>
-            <w:tcW w:type="dxa" w:w="2160"/>
-          </w:tcPr>
-          <w:p>
-            <w:r>
-              <w:t>Joseph Reed</w:t>
-            </w:r>
-          </w:p>
-        </w:tc>
-        <w:tc>
-          <w:tcPr>
-            <w:tcW w:type="dxa" w:w="2160"/>
-          </w:tcPr>
-          <w:p>
-            <w:r>
-              <w:t>Before the next session</w:t>
-            </w:r>
-          </w:p>
-        </w:tc>
-      </w:tr>
-      <w:tr>
-        <w:tc>
-          <w:tcPr>
-            <w:tcW w:type="dxa" w:w="2160"/>
-          </w:tcPr>
-          <w:p>
-            <w:r>
-              <w:t>3</w:t>
-            </w:r>
-          </w:p>
-        </w:tc>
-        <w:tc>
-          <w:tcPr>
-            <w:tcW w:type="dxa" w:w="2160"/>
-          </w:tcPr>
-          <w:p>
-            <w:r>
-              <w:t>Test the other major accounts for distributor-direct overlap</w:t>
-            </w:r>
-          </w:p>
-        </w:tc>
-        <w:tc>
-          <w:tcPr>
-            <w:tcW w:type="dxa" w:w="2160"/>
-          </w:tcPr>
-          <w:p>
-            <w:r>
-              <w:t>Joseph Reed</w:t>
-            </w:r>
-          </w:p>
-        </w:tc>
-        <w:tc>
-          <w:tcPr>
-            <w:tcW w:type="dxa" w:w="2160"/>
-          </w:tcPr>
-          <w:p>
-            <w:r>
-              <w:t>With the revised baseline</w:t>
-            </w:r>
-          </w:p>
-        </w:tc>
-      </w:tr>
-      <w:tr>
-        <w:tc>
-          <w:tcPr>
-            <w:tcW w:type="dxa" w:w="2160"/>
-          </w:tcPr>
-          <w:p>
-            <w:r>
-              <w:t>4</w:t>
-            </w:r>
-          </w:p>
-        </w:tc>
-        <w:tc>
-          <w:tcPr>
-            <w:tcW w:type="dxa" w:w="2160"/>
-          </w:tcPr>
-          <w:p>
-            <w:r>
-              <w:t>Hold the provisional cost-to-serve reading inside the team until the support costs are complete</w:t>
-            </w:r>
-          </w:p>
-        </w:tc>
-        <w:tc>
-          <w:tcPr>
-            <w:tcW w:type="dxa" w:w="2160"/>
+            <w:tcW w:type="dxa" w:w="2880"/>
           </w:tcPr>
           <w:p>
             <w:r>
@@ -332,11 +241,21 @@
         </w:tc>
         <w:tc>
           <w:tcPr>
-            <w:tcW w:type="dxa" w:w="2160"/>
+            <w:tcW w:type="dxa" w:w="2880"/>
           </w:tcPr>
           <w:p>
             <w:r>
-              <w:t>Ongoing</w:t>
+              <w:t>Confirm the option-review date with the client and circulate the agenda</w:t>
+            </w:r>
+          </w:p>
+        </w:tc>
+        <w:tc>
+          <w:tcPr>
+            <w:tcW w:type="dxa" w:w="2880"/>
+          </w:tcPr>
+          <w:p>
+            <w:r>
+              <w:t>On close of the economics</w:t>
             </w:r>
           </w:p>
         </w:tc>
@@ -344,7 +263,7 @@
     </w:tbl>
     <w:p>
       <w:r>
-        <w:t>The next working session will review the completed cost-to-serve picture and the channel economics that follow from it. Deborah Jimenez will circulate the revised baseline once the shared-account correction is made.</w:t>
+        <w:t>The next step is the allocation. Once finance returns it, Joseph Reed closes the economics and option design begins. Nothing downstream moves until that figure is confirmed.</w:t>
       </w:r>
     </w:p>
     <w:sectPr>
